--- a/Устав/_документы/Анкета НПК и чек-лист.docx
+++ b/Устав/_документы/Анкета НПК и чек-лист.docx
@@ -1081,7 +1081,19 @@
         <w:rPr>
           <w:rFonts w:ascii="Arial" w:hAnsi="Arial" w:cs="Arial"/>
         </w:rPr>
-        <w:t>Указываются физические лица, которые прямо или косвенно владеют 25% и более долей (акций) или иным образом контролируют контрагента либо от имени которых совершается операция. Для государственных органов, квазигосударственных организаций и международных организаций — указать «не применимо» и основание. / State the natural persons who directly or indirectly own 25% or more of the shares or otherwise control the counterparty or on whose behalf the transaction is made. For government bodies, state-owned entities and international organisations state "not applicable" and the reason.</w:t>
+        <w:t xml:space="preserve">Указываются физические лица, которые прямо или косвенно владеют 25% и более долей (акций) или иным образом контролируют контрагента либо от имени которых совершается операция. Для государственных органов, квазигосударственных организаций и международных организаций </w:t>
+      </w:r>
+      <w:r>
+        <w:rPr>
+          <w:rFonts w:ascii="Arial" w:hAnsi="Arial" w:cs="Arial"/>
+        </w:rPr>
+        <w:t>–</w:t>
+      </w:r>
+      <w:r>
+        <w:rPr>
+          <w:rFonts w:ascii="Arial" w:hAnsi="Arial" w:cs="Arial"/>
+        </w:rPr>
+        <w:t xml:space="preserve"> указать «не применимо» и основание. / State the natural persons who directly or indirectly own 25% or more of the shares or otherwise control the counterparty or on whose behalf the transaction is made. For government bodies, state-owned entities and international organisations state "not applicable" and the reason.</w:t>
       </w:r>
     </w:p>
     <w:tbl>
@@ -1307,7 +1319,27 @@
                 <w:sz w:val="19"/>
                 <w:szCs w:val="19"/>
               </w:rPr>
-              <w:t>Способ контроля (прямо, косвенно — через кого) / Nature of control</w:t>
+              <w:t xml:space="preserve">Способ контроля (прямо, косвенно </w:t>
+            </w:r>
+            <w:r>
+              <w:rPr>
+                <w:rFonts w:ascii="Arial" w:eastAsia="Times New Roman" w:hAnsi="Arial" w:cs="Arial"/>
+                <w:b/>
+                <w:bCs/>
+                <w:sz w:val="19"/>
+                <w:szCs w:val="19"/>
+              </w:rPr>
+              <w:t>–</w:t>
+            </w:r>
+            <w:r>
+              <w:rPr>
+                <w:rFonts w:ascii="Arial" w:eastAsia="Times New Roman" w:hAnsi="Arial" w:cs="Arial"/>
+                <w:b/>
+                <w:bCs/>
+                <w:sz w:val="19"/>
+                <w:szCs w:val="19"/>
+              </w:rPr>
+              <w:t xml:space="preserve"> через кого) / Nature of control</w:t>
             </w:r>
           </w:p>
         </w:tc>
@@ -2063,7 +2095,23 @@
                 <w:sz w:val="19"/>
                 <w:szCs w:val="19"/>
               </w:rPr>
-              <w:t>3.1. Является ли руководитель, учредитель или бенефициарный владелец публичным должностным лицом (ПДЛ), его членом семьи или близким лицом? Если да — укажите, кто и какую должность занимает. / Is the head, a shareholder or a beneficial owner a politically exposed person (PEP), a family member or close associate of a PEP? If yes, specify who and the position held.</w:t>
+              <w:t xml:space="preserve">3.1. Является ли руководитель, учредитель или бенефициарный владелец публичным должностным лицом (ПДЛ), его членом семьи или близким лицом? Если да </w:t>
+            </w:r>
+            <w:r>
+              <w:rPr>
+                <w:rFonts w:ascii="Arial" w:eastAsia="Times New Roman" w:hAnsi="Arial" w:cs="Arial"/>
+                <w:sz w:val="19"/>
+                <w:szCs w:val="19"/>
+              </w:rPr>
+              <w:t>–</w:t>
+            </w:r>
+            <w:r>
+              <w:rPr>
+                <w:rFonts w:ascii="Arial" w:eastAsia="Times New Roman" w:hAnsi="Arial" w:cs="Arial"/>
+                <w:sz w:val="19"/>
+                <w:szCs w:val="19"/>
+              </w:rPr>
+              <w:t xml:space="preserve"> укажите, кто и какую должность занимает. / Is the head, a shareholder or a beneficial owner a politically exposed person (PEP), a family member or close associate of a PEP? If yes, specify who and the position held.</w:t>
             </w:r>
           </w:p>
         </w:tc>
@@ -3839,43 +3887,91 @@
                 <w:sz w:val="19"/>
                 <w:szCs w:val="19"/>
               </w:rPr>
-              <w:t>Устав — по запросу Фонда</w:t>
-            </w:r>
-          </w:p>
-        </w:tc>
-        <w:tc>
-          <w:tcPr>
-            <w:tcW w:w="0" w:type="auto"/>
-            <w:tcBorders>
-              <w:top w:val="single" w:sz="6" w:space="0" w:color="000000"/>
-              <w:left w:val="single" w:sz="6" w:space="0" w:color="000000"/>
-              <w:bottom w:val="single" w:sz="6" w:space="0" w:color="000000"/>
-              <w:right w:val="single" w:sz="6" w:space="0" w:color="000000"/>
-            </w:tcBorders>
-            <w:tcMar>
-              <w:top w:w="40" w:type="dxa"/>
-              <w:left w:w="80" w:type="dxa"/>
-              <w:bottom w:w="40" w:type="dxa"/>
-              <w:right w:w="80" w:type="dxa"/>
-            </w:tcMar>
-            <w:hideMark/>
-          </w:tcPr>
-          <w:p>
-            <w:pPr>
-              <w:spacing w:after="120"/>
-              <w:rPr>
-                <w:rFonts w:ascii="Arial" w:eastAsia="Times New Roman" w:hAnsi="Arial" w:cs="Arial"/>
-                <w:sz w:val="19"/>
-                <w:szCs w:val="19"/>
-              </w:rPr>
-            </w:pPr>
-            <w:r>
-              <w:rPr>
-                <w:rFonts w:ascii="Arial" w:eastAsia="Times New Roman" w:hAnsi="Arial" w:cs="Arial"/>
-                <w:sz w:val="19"/>
-                <w:szCs w:val="19"/>
-              </w:rPr>
-              <w:t>Articles of association — on request; for enhanced due diligence — apostilled or legalised copies</w:t>
+              <w:t xml:space="preserve">Устав </w:t>
+            </w:r>
+            <w:r>
+              <w:rPr>
+                <w:rFonts w:ascii="Arial" w:eastAsia="Times New Roman" w:hAnsi="Arial" w:cs="Arial"/>
+                <w:sz w:val="19"/>
+                <w:szCs w:val="19"/>
+              </w:rPr>
+              <w:t>–</w:t>
+            </w:r>
+            <w:r>
+              <w:rPr>
+                <w:rFonts w:ascii="Arial" w:eastAsia="Times New Roman" w:hAnsi="Arial" w:cs="Arial"/>
+                <w:sz w:val="19"/>
+                <w:szCs w:val="19"/>
+              </w:rPr>
+              <w:t xml:space="preserve"> по запросу Фонда</w:t>
+            </w:r>
+          </w:p>
+        </w:tc>
+        <w:tc>
+          <w:tcPr>
+            <w:tcW w:w="0" w:type="auto"/>
+            <w:tcBorders>
+              <w:top w:val="single" w:sz="6" w:space="0" w:color="000000"/>
+              <w:left w:val="single" w:sz="6" w:space="0" w:color="000000"/>
+              <w:bottom w:val="single" w:sz="6" w:space="0" w:color="000000"/>
+              <w:right w:val="single" w:sz="6" w:space="0" w:color="000000"/>
+            </w:tcBorders>
+            <w:tcMar>
+              <w:top w:w="40" w:type="dxa"/>
+              <w:left w:w="80" w:type="dxa"/>
+              <w:bottom w:w="40" w:type="dxa"/>
+              <w:right w:w="80" w:type="dxa"/>
+            </w:tcMar>
+            <w:hideMark/>
+          </w:tcPr>
+          <w:p>
+            <w:pPr>
+              <w:spacing w:after="120"/>
+              <w:rPr>
+                <w:rFonts w:ascii="Arial" w:eastAsia="Times New Roman" w:hAnsi="Arial" w:cs="Arial"/>
+                <w:sz w:val="19"/>
+                <w:szCs w:val="19"/>
+              </w:rPr>
+            </w:pPr>
+            <w:r>
+              <w:rPr>
+                <w:rFonts w:ascii="Arial" w:eastAsia="Times New Roman" w:hAnsi="Arial" w:cs="Arial"/>
+                <w:sz w:val="19"/>
+                <w:szCs w:val="19"/>
+              </w:rPr>
+              <w:t xml:space="preserve">Articles of association </w:t>
+            </w:r>
+            <w:r>
+              <w:rPr>
+                <w:rFonts w:ascii="Arial" w:eastAsia="Times New Roman" w:hAnsi="Arial" w:cs="Arial"/>
+                <w:sz w:val="19"/>
+                <w:szCs w:val="19"/>
+              </w:rPr>
+              <w:t>–</w:t>
+            </w:r>
+            <w:r>
+              <w:rPr>
+                <w:rFonts w:ascii="Arial" w:eastAsia="Times New Roman" w:hAnsi="Arial" w:cs="Arial"/>
+                <w:sz w:val="19"/>
+                <w:szCs w:val="19"/>
+              </w:rPr>
+              <w:t xml:space="preserve"> on request; for enhanced due diligence </w:t>
+            </w:r>
+            <w:r>
+              <w:rPr>
+                <w:rFonts w:ascii="Arial" w:eastAsia="Times New Roman" w:hAnsi="Arial" w:cs="Arial"/>
+                <w:sz w:val="19"/>
+                <w:szCs w:val="19"/>
+              </w:rPr>
+              <w:t>–</w:t>
+            </w:r>
+            <w:r>
+              <w:rPr>
+                <w:rFonts w:ascii="Arial" w:eastAsia="Times New Roman" w:hAnsi="Arial" w:cs="Arial"/>
+                <w:sz w:val="19"/>
+                <w:szCs w:val="19"/>
+              </w:rPr>
+              <w:t xml:space="preserve"> apostilled or legalised copies</w:t>
             </w:r>
           </w:p>
         </w:tc>
@@ -4183,7 +4279,6 @@
           <w:sz w:val="20"/>
           <w:szCs w:val="20"/>
         </w:rPr>
-        <w:lastRenderedPageBreak/>
         <w:t>ПРОЕКТ</w:t>
       </w:r>
     </w:p>
@@ -4837,7 +4932,23 @@
                 <w:sz w:val="19"/>
                 <w:szCs w:val="19"/>
               </w:rPr>
-              <w:t>Государственные органы РК, национальные компании и квазигосударственные организации РК, международные организации (ООН и её агентства, международные финансовые институты) — при отсутствии факторов усиленной проверки. Достаточно пунктов 1, 2, 6 шага 2.</w:t>
+              <w:t xml:space="preserve">Государственные органы РК, национальные компании и квазигосударственные организации РК, международные организации (ООН и её агентства, международные финансовые институты) </w:t>
+            </w:r>
+            <w:r>
+              <w:rPr>
+                <w:rFonts w:ascii="Arial" w:eastAsia="Times New Roman" w:hAnsi="Arial" w:cs="Arial"/>
+                <w:sz w:val="19"/>
+                <w:szCs w:val="19"/>
+              </w:rPr>
+              <w:t>–</w:t>
+            </w:r>
+            <w:r>
+              <w:rPr>
+                <w:rFonts w:ascii="Arial" w:eastAsia="Times New Roman" w:hAnsi="Arial" w:cs="Arial"/>
+                <w:sz w:val="19"/>
+                <w:szCs w:val="19"/>
+              </w:rPr>
+              <w:t xml:space="preserve"> при отсутствии факторов усиленной проверки. Достаточно пунктов 1, 2, 6 шага 2.</w:t>
             </w:r>
           </w:p>
         </w:tc>
@@ -4951,7 +5062,23 @@
                 <w:sz w:val="19"/>
                 <w:szCs w:val="19"/>
               </w:rPr>
-              <w:t>Прочие юридические лица — резиденты РК. Все пункты 1–11 шага 2.</w:t>
+              <w:t xml:space="preserve">Прочие юридические лица </w:t>
+            </w:r>
+            <w:r>
+              <w:rPr>
+                <w:rFonts w:ascii="Arial" w:eastAsia="Times New Roman" w:hAnsi="Arial" w:cs="Arial"/>
+                <w:sz w:val="19"/>
+                <w:szCs w:val="19"/>
+              </w:rPr>
+              <w:t>–</w:t>
+            </w:r>
+            <w:r>
+              <w:rPr>
+                <w:rFonts w:ascii="Arial" w:eastAsia="Times New Roman" w:hAnsi="Arial" w:cs="Arial"/>
+                <w:sz w:val="19"/>
+                <w:szCs w:val="19"/>
+              </w:rPr>
+              <w:t xml:space="preserve"> резиденты РК. Все пункты 1–11 шага 2.</w:t>
             </w:r>
           </w:p>
         </w:tc>
@@ -5622,7 +5749,23 @@
                 <w:sz w:val="19"/>
                 <w:szCs w:val="19"/>
               </w:rPr>
-              <w:t>egov.kz, stat.gov.kz; для нерезидентов — реестр компаний страны регистрации</w:t>
+              <w:t xml:space="preserve">egov.kz, stat.gov.kz; для нерезидентов </w:t>
+            </w:r>
+            <w:r>
+              <w:rPr>
+                <w:rFonts w:ascii="Arial" w:eastAsia="Times New Roman" w:hAnsi="Arial" w:cs="Arial"/>
+                <w:sz w:val="19"/>
+                <w:szCs w:val="19"/>
+              </w:rPr>
+              <w:t>–</w:t>
+            </w:r>
+            <w:r>
+              <w:rPr>
+                <w:rFonts w:ascii="Arial" w:eastAsia="Times New Roman" w:hAnsi="Arial" w:cs="Arial"/>
+                <w:sz w:val="19"/>
+                <w:szCs w:val="19"/>
+              </w:rPr>
+              <w:t xml:space="preserve"> реестр компаний страны регистрации</w:t>
             </w:r>
           </w:p>
         </w:tc>
@@ -6290,7 +6433,6 @@
                 <w:sz w:val="19"/>
                 <w:szCs w:val="19"/>
               </w:rPr>
-              <w:lastRenderedPageBreak/>
               <w:t>6</w:t>
             </w:r>
           </w:p>
@@ -7252,7 +7394,23 @@
                 <w:sz w:val="19"/>
                 <w:szCs w:val="19"/>
               </w:rPr>
-              <w:t>Плательщик (получатель) — сам контрагент, банк в стране регистрации или в стране без высокого риска</w:t>
+              <w:t xml:space="preserve">Плательщик (получатель) </w:t>
+            </w:r>
+            <w:r>
+              <w:rPr>
+                <w:rFonts w:ascii="Arial" w:eastAsia="Times New Roman" w:hAnsi="Arial" w:cs="Arial"/>
+                <w:sz w:val="19"/>
+                <w:szCs w:val="19"/>
+              </w:rPr>
+              <w:t>–</w:t>
+            </w:r>
+            <w:r>
+              <w:rPr>
+                <w:rFonts w:ascii="Arial" w:eastAsia="Times New Roman" w:hAnsi="Arial" w:cs="Arial"/>
+                <w:sz w:val="19"/>
+                <w:szCs w:val="19"/>
+              </w:rPr>
+              <w:t xml:space="preserve"> сам контрагент, банк в стране регистрации или в стране без высокого риска</w:t>
             </w:r>
           </w:p>
         </w:tc>
@@ -7817,7 +7975,23 @@
                 <w:sz w:val="19"/>
                 <w:szCs w:val="19"/>
               </w:rPr>
-              <w:t>В отношениях отказать — контрагент отказался от проверки, находится под санкциями или участвует в запрещённой деятельности (п. 6.2 b) (ii) Политики)</w:t>
+              <w:t xml:space="preserve">В отношениях отказать </w:t>
+            </w:r>
+            <w:r>
+              <w:rPr>
+                <w:rFonts w:ascii="Arial" w:eastAsia="Times New Roman" w:hAnsi="Arial" w:cs="Arial"/>
+                <w:sz w:val="19"/>
+                <w:szCs w:val="19"/>
+              </w:rPr>
+              <w:t>–</w:t>
+            </w:r>
+            <w:r>
+              <w:rPr>
+                <w:rFonts w:ascii="Arial" w:eastAsia="Times New Roman" w:hAnsi="Arial" w:cs="Arial"/>
+                <w:sz w:val="19"/>
+                <w:szCs w:val="19"/>
+              </w:rPr>
+              <w:t xml:space="preserve"> контрагент отказался от проверки, находится под санкциями или участвует в запрещённой деятельности (п. 6.2 b) (ii) Политики)</w:t>
             </w:r>
           </w:p>
         </w:tc>
@@ -7961,7 +8135,23 @@
                 <w:sz w:val="19"/>
                 <w:szCs w:val="19"/>
               </w:rPr>
-              <w:t>Для усиленной проверки — утверждено решением Управляющего совета: протокол № ___ от «___» __________ 20__ г.</w:t>
+              <w:t xml:space="preserve">Для усиленной проверки </w:t>
+            </w:r>
+            <w:r>
+              <w:rPr>
+                <w:rFonts w:ascii="Arial" w:eastAsia="Times New Roman" w:hAnsi="Arial" w:cs="Arial"/>
+                <w:sz w:val="19"/>
+                <w:szCs w:val="19"/>
+              </w:rPr>
+              <w:t>–</w:t>
+            </w:r>
+            <w:r>
+              <w:rPr>
+                <w:rFonts w:ascii="Arial" w:eastAsia="Times New Roman" w:hAnsi="Arial" w:cs="Arial"/>
+                <w:sz w:val="19"/>
+                <w:szCs w:val="19"/>
+              </w:rPr>
+              <w:t xml:space="preserve"> утверждено решением Управляющего совета: протокол № ___ от «___» __________ 20__ г.</w:t>
             </w:r>
           </w:p>
         </w:tc>
@@ -8082,7 +8272,19 @@
         <w:rPr>
           <w:rFonts w:ascii="Arial" w:eastAsia="Times New Roman" w:hAnsi="Arial" w:cs="Arial"/>
         </w:rPr>
-        <w:t>Признаки подозрительной операции — сообщить ответственному лицу немедленно, контрагента не информировать (п. 6.2 d) Политики)</w:t>
+        <w:t xml:space="preserve">Признаки подозрительной операции </w:t>
+      </w:r>
+      <w:r>
+        <w:rPr>
+          <w:rFonts w:ascii="Arial" w:eastAsia="Times New Roman" w:hAnsi="Arial" w:cs="Arial"/>
+        </w:rPr>
+        <w:t>–</w:t>
+      </w:r>
+      <w:r>
+        <w:rPr>
+          <w:rFonts w:ascii="Arial" w:eastAsia="Times New Roman" w:hAnsi="Arial" w:cs="Arial"/>
+        </w:rPr>
+        <w:t xml:space="preserve"> сообщить ответственному лицу немедленно, контрагента не информировать (п. 6.2 d) Политики)</w:t>
       </w:r>
     </w:p>
     <w:p>
@@ -8100,7 +8302,15 @@
           <w:sz w:val="20"/>
           <w:szCs w:val="20"/>
         </w:rPr>
-        <w:t>— отказ или задержка в предоставлении сведений о бенефициарах, источнике средств; противоречивые сведения;</w:t>
+        <w:t>–</w:t>
+      </w:r>
+      <w:r>
+        <w:rPr>
+          <w:rFonts w:ascii="Arial" w:hAnsi="Arial" w:cs="Arial"/>
+          <w:sz w:val="20"/>
+          <w:szCs w:val="20"/>
+        </w:rPr>
+        <w:t xml:space="preserve"> отказ или задержка в предоставлении сведений о бенефициарах, источнике средств; противоречивые сведения;</w:t>
       </w:r>
     </w:p>
     <w:p>
@@ -8118,8 +8328,15 @@
           <w:sz w:val="20"/>
           <w:szCs w:val="20"/>
         </w:rPr>
-        <w:lastRenderedPageBreak/>
-        <w:t>— просьба перечислить или принять деньги через третье лицо, на счёт в другой стране, наличными, по частям;</w:t>
+        <w:t>–</w:t>
+      </w:r>
+      <w:r>
+        <w:rPr>
+          <w:rFonts w:ascii="Arial" w:hAnsi="Arial" w:cs="Arial"/>
+          <w:sz w:val="20"/>
+          <w:szCs w:val="20"/>
+        </w:rPr>
+        <w:t xml:space="preserve"> просьба перечислить или принять деньги через третье лицо, на счёт в другой стране, наличными, по частям;</w:t>
       </w:r>
     </w:p>
     <w:p>
@@ -8137,7 +8354,15 @@
           <w:sz w:val="20"/>
           <w:szCs w:val="20"/>
         </w:rPr>
-        <w:t>— сумма или цена явно не соответствуют объёму услуг; переплата с просьбой вернуть разницу;</w:t>
+        <w:t>–</w:t>
+      </w:r>
+      <w:r>
+        <w:rPr>
+          <w:rFonts w:ascii="Arial" w:hAnsi="Arial" w:cs="Arial"/>
+          <w:sz w:val="20"/>
+          <w:szCs w:val="20"/>
+        </w:rPr>
+        <w:t xml:space="preserve"> сумма или цена явно не соответствуют объёму услуг; переплата с просьбой вернуть разницу;</w:t>
       </w:r>
     </w:p>
     <w:p>
@@ -8155,7 +8380,15 @@
           <w:sz w:val="20"/>
           <w:szCs w:val="20"/>
         </w:rPr>
-        <w:t>— необъяснимая срочность, давление, требование не оформлять договор или изменить назначение платежа;</w:t>
+        <w:t>–</w:t>
+      </w:r>
+      <w:r>
+        <w:rPr>
+          <w:rFonts w:ascii="Arial" w:hAnsi="Arial" w:cs="Arial"/>
+          <w:sz w:val="20"/>
+          <w:szCs w:val="20"/>
+        </w:rPr>
+        <w:t xml:space="preserve"> необъяснимая срочность, давление, требование не оформлять договор или изменить назначение платежа;</w:t>
       </w:r>
     </w:p>
     <w:p>
@@ -8173,7 +8406,15 @@
           <w:sz w:val="20"/>
           <w:szCs w:val="20"/>
         </w:rPr>
-        <w:t>— связь с лицами под санкциями, со странами из списков ФАТФ, с ПДЛ без понятной причины;</w:t>
+        <w:t>–</w:t>
+      </w:r>
+      <w:r>
+        <w:rPr>
+          <w:rFonts w:ascii="Arial" w:hAnsi="Arial" w:cs="Arial"/>
+          <w:sz w:val="20"/>
+          <w:szCs w:val="20"/>
+        </w:rPr>
+        <w:t xml:space="preserve"> связь с лицами под санкциями, со странами из списков ФАТФ, с ПДЛ без понятной причины;</w:t>
       </w:r>
     </w:p>
     <w:p>
@@ -8191,7 +8432,15 @@
           <w:sz w:val="20"/>
           <w:szCs w:val="20"/>
         </w:rPr>
-        <w:t>— компания недавно зарегистрирована, не имеет сотрудников, сайта и истории деятельности при крупной сумме сделки.</w:t>
+        <w:t>–</w:t>
+      </w:r>
+      <w:r>
+        <w:rPr>
+          <w:rFonts w:ascii="Arial" w:hAnsi="Arial" w:cs="Arial"/>
+          <w:sz w:val="20"/>
+          <w:szCs w:val="20"/>
+        </w:rPr>
+        <w:t xml:space="preserve"> компания недавно зарегистрирована, не имеет сотрудников, сайта и истории деятельности при крупной сумме сделки.</w:t>
       </w:r>
     </w:p>
     <w:sectPr>

--- a/Устав/_документы/Анкета НПК и чек-лист.docx
+++ b/Устав/_документы/Анкета НПК и чек-лист.docx
@@ -1108,11 +1108,11 @@
         <w:tblLook w:val="04A0" w:firstRow="1" w:lastRow="0" w:firstColumn="1" w:lastColumn="0" w:noHBand="0" w:noVBand="1"/>
       </w:tblPr>
       <w:tblGrid>
-        <w:gridCol w:w="1099"/>
-        <w:gridCol w:w="1916"/>
-        <w:gridCol w:w="1880"/>
-        <w:gridCol w:w="1245"/>
-        <w:gridCol w:w="3483"/>
+        <w:gridCol w:w="1101"/>
+        <w:gridCol w:w="1921"/>
+        <w:gridCol w:w="1887"/>
+        <w:gridCol w:w="1249"/>
+        <w:gridCol w:w="3465"/>
       </w:tblGrid>
       <w:tr>
         <w:trPr>
@@ -3226,8 +3226,8 @@
       </w:tblPr>
       <w:tblGrid>
         <w:gridCol w:w="577"/>
-        <w:gridCol w:w="4818"/>
-        <w:gridCol w:w="4228"/>
+        <w:gridCol w:w="4854"/>
+        <w:gridCol w:w="4192"/>
       </w:tblGrid>
       <w:tr>
         <w:trPr>
@@ -4279,6 +4279,7 @@
           <w:sz w:val="20"/>
           <w:szCs w:val="20"/>
         </w:rPr>
+        <w:lastRenderedPageBreak/>
         <w:t>ПРОЕКТ</w:t>
       </w:r>
     </w:p>
@@ -6433,6 +6434,7 @@
                 <w:sz w:val="19"/>
                 <w:szCs w:val="19"/>
               </w:rPr>
+              <w:lastRenderedPageBreak/>
               <w:t>6</w:t>
             </w:r>
           </w:p>
@@ -8328,6 +8330,7 @@
           <w:sz w:val="20"/>
           <w:szCs w:val="20"/>
         </w:rPr>
+        <w:lastRenderedPageBreak/>
         <w:t>–</w:t>
       </w:r>
       <w:r>
